--- a/review_round_1/letter_reviewer1.docx
+++ b/review_round_1/letter_reviewer1.docx
@@ -125,7 +125,7 @@
           <w:i/>
           <w:sz w:val="20"/>
         </w:rPr>
-        <w:t xml:space="preserve">Thank you for a careful and constructive reading and for finding the research content interesting. Your</w:t>
+        <w:t xml:space="preserve">Thank you for a careful and constructive reading. Your</w:t>
       </w:r>
       <w:r>
         <w:rPr>
@@ -1048,7 +1048,7 @@
           <w:i/>
           <w:sz w:val="20"/>
         </w:rPr>
-        <w:t xml:space="preserve">weighted mixture, so a rare-but-valid regime is not penalized"). On these three benchmarks the</w:t>
+        <w:t xml:space="preserve">weighted mixture, so a rare-but-valid regime is not penalized"). It is a rare-regime safety term: it keeps a</w:t>
       </w:r>
       <w:r>
         <w:rPr>
@@ -1066,7 +1066,7 @@
           <w:i/>
           <w:sz w:val="20"/>
         </w:rPr>
-        <w:t xml:space="preserve">nearest-component and mixture scores are close, because the benchmarks lack the operating-regime imbalance</w:t>
+        <w:t xml:space="preserve">valid window in a sparsely populated regime from being flagged for rarity alone, protecting the false-alarm</w:t>
       </w:r>
       <w:r>
         <w:rPr>
@@ -1084,7 +1084,7 @@
           <w:i/>
           <w:sz w:val="20"/>
         </w:rPr>
-        <w:t xml:space="preserve">that separates them: their normal windows sit almost entirely within one dominant regime, the same reason the</w:t>
+        <w:t xml:space="preserve">rate rather than raising the aggregate score, and on a dataset without such rare-regime false alarms it can</w:t>
       </w:r>
       <w:r>
         <w:rPr>
@@ -1102,7 +1102,7 @@
           <w:i/>
           <w:sz w:val="20"/>
         </w:rPr>
-        <w:t xml:space="preserve">A8 overlap is absent (Comment 1). The nearest-component likelihood is a rare-regime safety property, so its</w:t>
+        <w:t xml:space="preserve">sit marginally below the density head alone (Table 6, WADI; Section 4.3 ii). Its distinctive benefit over the</w:t>
       </w:r>
       <w:r>
         <w:rPr>
@@ -1120,7 +1120,7 @@
           <w:i/>
           <w:sz w:val="20"/>
         </w:rPr>
-        <w:t xml:space="preserve">distinctive benefit, and the rare-regime false-positive question you raise, surface only under a regime</w:t>
+        <w:t xml:space="preserve">mixture NLL, and the rare-regime false-positive rate you ask about, would surface under the operating-regime</w:t>
       </w:r>
       <w:r>
         <w:rPr>
@@ -1138,7 +1138,7 @@
           <w:i/>
           <w:sz w:val="20"/>
         </w:rPr>
-        <w:t xml:space="preserve">imbalance the public testbeds do not exhibit. We support it here with the Table 6 isolation and the A5 design</w:t>
+        <w:t xml:space="preserve">imbalance sweep you propose. We did not run that imbalance sweep, and we support the head here with the Table 6</w:t>
       </w:r>
       <w:r>
         <w:rPr>
@@ -1156,25 +1156,7 @@
           <w:i/>
           <w:sz w:val="20"/>
         </w:rPr>
-        <w:t xml:space="preserve">argument, and we tie the missing stress case to the new benchmark-scale discussion (Section 2.5, Section 7).</w:t>
-      </w:r>
-      <w:r>
-        <w:rPr>
-          <w:rFonts w:ascii="Times New Roman" w:hAnsi="Times New Roman"/>
-          <w:b w:val="0"/>
-          <w:i/>
-          <w:sz w:val="20"/>
-        </w:rPr>
-        <w:t xml:space="preserve"> </w:t>
-      </w:r>
-      <w:r>
-        <w:rPr>
-          <w:rFonts w:ascii="Times New Roman" w:hAnsi="Times New Roman"/>
-          <w:b w:val="0"/>
-          <w:i/>
-          <w:sz w:val="20"/>
-        </w:rPr>
-        <w:t xml:space="preserve">We prefer to state this plainly rather than assert a benefit on data that does not exercise the property.</w:t>
+        <w:t xml:space="preserve">head-level isolation and the A5 design argument rather than assert a benefit we did not measure.</w:t>
       </w:r>
     </w:p>
     <w:bookmarkEnd w:id="10"/>
@@ -1324,7 +1306,7 @@
           <w:i/>
           <w:sz w:val="20"/>
         </w:rPr>
-        <w:t xml:space="preserve">parameter count, training wall-clock, per-window inference latency, and host memory for LatAD (global and</w:t>
+        <w:t xml:space="preserve">parameter count, training wall-clock, per-window inference latency, peak GPU memory, and host memory for LatAD</w:t>
       </w:r>
       <w:r>
         <w:rPr>
@@ -1342,7 +1324,7 @@
           <w:i/>
           <w:sz w:val="20"/>
         </w:rPr>
-        <w:t xml:space="preserve">regime-community) and the deep baselines on one shared GPU machine plus a CPU edge proxy. The regime-community</w:t>
+        <w:t xml:space="preserve">(global and regime-community) and the deep baselines on one Modal A10G GPU (24 GB) plus a Modal 8-vCPU CPU</w:t>
       </w:r>
       <w:r>
         <w:rPr>
@@ -1360,6 +1342,24 @@
           <w:i/>
           <w:sz w:val="20"/>
         </w:rPr>
+        <w:t xml:space="preserve">edge proxy, the same hardware for every method. The regime-community</w:t>
+      </w:r>
+      <w:r>
+        <w:rPr>
+          <w:rFonts w:ascii="Times New Roman" w:hAnsi="Times New Roman"/>
+          <w:b w:val="0"/>
+          <w:i/>
+          <w:sz w:val="20"/>
+        </w:rPr>
+        <w:t xml:space="preserve"> </w:t>
+      </w:r>
+      <w:r>
+        <w:rPr>
+          <w:rFonts w:ascii="Times New Roman" w:hAnsi="Times New Roman"/>
+          <w:b w:val="0"/>
+          <w:i/>
+          <w:sz w:val="20"/>
+        </w:rPr>
         <w:t xml:space="preserve">stack does instantiate one small density model per subsystem, and Table B1 quantifies the resulting cost:</w:t>
       </w:r>
       <w:r>
@@ -1414,7 +1414,7 @@
           <w:i/>
           <w:sz w:val="20"/>
         </w:rPr>
-        <w:t xml:space="preserve">47 to 72 times faster than TranAD (231 / 898 / 163 s), both configurations run within about 3.5 to 3.9 GB of</w:t>
+        <w:t xml:space="preserve">47 to 72 times faster than TranAD (231 / 898 / 163 s), both configurations use only tens of MB of GPU memory</w:t>
       </w:r>
       <w:r>
         <w:rPr>
@@ -1432,6 +1432,24 @@
           <w:i/>
           <w:sz w:val="20"/>
         </w:rPr>
+        <w:t xml:space="preserve">(about 20 to 29 MB) and run within about 3.5 to 3.9 GB of</w:t>
+      </w:r>
+      <w:r>
+        <w:rPr>
+          <w:rFonts w:ascii="Times New Roman" w:hAnsi="Times New Roman"/>
+          <w:b w:val="0"/>
+          <w:i/>
+          <w:sz w:val="20"/>
+        </w:rPr>
+        <w:t xml:space="preserve"> </w:t>
+      </w:r>
+      <w:r>
+        <w:rPr>
+          <w:rFonts w:ascii="Times New Roman" w:hAnsi="Times New Roman"/>
+          <w:b w:val="0"/>
+          <w:i/>
+          <w:sz w:val="20"/>
+        </w:rPr>
         <w:t xml:space="preserve">host memory, and both stay inside gateway-class real-time budgets on the CPU edge proxy. Section 4.4 now</w:t>
       </w:r>
       <w:r>
@@ -1468,7 +1486,7 @@
           <w:i/>
           <w:sz w:val="20"/>
         </w:rPr>
-        <w:t xml:space="preserve">features, plus one global expert), and the deployment paragraph in Section 7 points at these numbers.</w:t>
+        <w:t xml:space="preserve">features, plus one whole-plant expert), and the deployment paragraph in Section 7 points at these numbers.</w:t>
       </w:r>
     </w:p>
     <w:bookmarkEnd w:id="11"/>
@@ -1636,7 +1654,7 @@
           <w:i/>
           <w:sz w:val="20"/>
         </w:rPr>
-        <w:t xml:space="preserve">(Section 6, Table 4, Figure 3). We define both quantities: the confidence interval is the two-sided</w:t>
+        <w:t xml:space="preserve">(defined in Section 5.4; results in Section 6, Table 4, Figure 3). We define both quantities: the confidence</w:t>
       </w:r>
       <w:r>
         <w:rPr>
@@ -1654,7 +1672,7 @@
           <w:i/>
           <w:sz w:val="20"/>
         </w:rPr>
-        <w:t xml:space="preserve">2.5 / 97.5 percentile of the paired difference, and P is the one-sided bootstrap probability that the</w:t>
+        <w:t xml:space="preserve">interval is the two-sided 2.5 / 97.5 percentile of the paired difference, and P is the one-sided bootstrap</w:t>
       </w:r>
       <w:r>
         <w:rPr>
@@ -1672,7 +1690,7 @@
           <w:i/>
           <w:sz w:val="20"/>
         </w:rPr>
-        <w:t xml:space="preserve">difference is at most zero.</w:t>
+        <w:t xml:space="preserve">probability that the difference is at most zero.</w:t>
       </w:r>
     </w:p>
     <w:p>
@@ -1837,7 +1855,7 @@
           <w:i/>
           <w:sz w:val="20"/>
         </w:rPr>
-        <w:t xml:space="preserve">+0.020, 95 percent CI [-0.161, 0.205], P = 0.46 over 8 attack</w:t>
+        <w:t xml:space="preserve">LatAD (0.771) is significantly ahead of every learned detector</w:t>
       </w:r>
       <w:r>
         <w:rPr>
@@ -1855,7 +1873,7 @@
           <w:i/>
           <w:sz w:val="20"/>
         </w:rPr>
-        <w:t xml:space="preserve">episodes. WADI's difficult subset spans only 8 episodes, so we state plainly that the lead over the linear</w:t>
+        <w:t xml:space="preserve">by the same per-detector episode-block bootstrap, each cleared with P &lt; 0.05: vs AutoEncoder +0.142</w:t>
       </w:r>
       <w:r>
         <w:rPr>
@@ -1873,7 +1891,7 @@
           <w:i/>
           <w:sz w:val="20"/>
         </w:rPr>
-        <w:t xml:space="preserve">baseline is not statistically separable at that episode count; LatAD is significantly ahead of every learned</w:t>
+        <w:t xml:space="preserve">(P = 0.001), USAD +0.192 (P = 0.000), TranAD +0.157 (P = 0.0005), Isolation Forest +0.136 (P = 0.000), and</w:t>
       </w:r>
       <w:r>
         <w:rPr>
@@ -1891,7 +1909,25 @@
           <w:i/>
           <w:sz w:val="20"/>
         </w:rPr>
-        <w:t xml:space="preserve">detector on WADI and ties only the linear baseline.</w:t>
+        <w:t xml:space="preserve">GDN +0.111 (P = 0.000). It ties only the linear baseline LinRes (0.750): +0.020, 95 percent CI</w:t>
+      </w:r>
+      <w:r>
+        <w:rPr>
+          <w:rFonts w:ascii="Times New Roman" w:hAnsi="Times New Roman"/>
+          <w:b w:val="0"/>
+          <w:i/>
+          <w:sz w:val="20"/>
+        </w:rPr>
+        <w:t xml:space="preserve"> </w:t>
+      </w:r>
+      <w:r>
+        <w:rPr>
+          <w:rFonts w:ascii="Times New Roman" w:hAnsi="Times New Roman"/>
+          <w:b w:val="0"/>
+          <w:i/>
+          <w:sz w:val="20"/>
+        </w:rPr>
+        <w:t xml:space="preserve">[-0.161, 0.205], P = 0.46 over 8 attack episodes, not statistically separable at that episode count.</w:t>
       </w:r>
     </w:p>
     <w:p>
@@ -2151,7 +2187,7 @@
           <w:i/>
           <w:sz w:val="20"/>
         </w:rPr>
-        <w:t xml:space="preserve">+0.200 on HAI and +0.141 on canonical SWaT</w:t>
+        <w:t xml:space="preserve">+0.200 on HAI and +0.141 on SWaT</w:t>
       </w:r>
       <w:r>
         <w:rPr>
@@ -2187,7 +2223,7 @@
           <w:i/>
           <w:sz w:val="20"/>
         </w:rPr>
-        <w:t xml:space="preserve">datasets where LatAD wins significantly, and essentially nothing on the artifact-free WADI difficult subset</w:t>
+        <w:t xml:space="preserve">datasets where LatAD wins significantly, and essentially nothing on the WADI difficult subset</w:t>
       </w:r>
       <w:r>
         <w:rPr>
@@ -2277,7 +2313,61 @@
           <w:i/>
           <w:sz w:val="20"/>
         </w:rPr>
-        <w:t xml:space="preserve">lever aligned with A9, not the source of the reported advantage. The head-level decomposition (Table 6) and</w:t>
+        <w:t xml:space="preserve">lever aligned with A9, not the source of the reported advantage. We did not run a raw per-timestep</w:t>
+      </w:r>
+      <w:r>
+        <w:rPr>
+          <w:rFonts w:ascii="Times New Roman" w:hAnsi="Times New Roman"/>
+          <w:b w:val="0"/>
+          <w:i/>
+          <w:sz w:val="20"/>
+        </w:rPr>
+        <w:t xml:space="preserve"> </w:t>
+      </w:r>
+      <w:r>
+        <w:rPr>
+          <w:rFonts w:ascii="Times New Roman" w:hAnsi="Times New Roman"/>
+          <w:b w:val="0"/>
+          <w:i/>
+          <w:sz w:val="20"/>
+        </w:rPr>
+        <w:t xml:space="preserve">sequential-input variant of LatAD; the temporal-and-spectral part of your request is answered at the feature</w:t>
+      </w:r>
+      <w:r>
+        <w:rPr>
+          <w:rFonts w:ascii="Times New Roman" w:hAnsi="Times New Roman"/>
+          <w:b w:val="0"/>
+          <w:i/>
+          <w:sz w:val="20"/>
+        </w:rPr>
+        <w:t xml:space="preserve"> </w:t>
+      </w:r>
+      <w:r>
+        <w:rPr>
+          <w:rFonts w:ascii="Times New Roman" w:hAnsi="Times New Roman"/>
+          <w:b w:val="0"/>
+          <w:i/>
+          <w:sz w:val="20"/>
+        </w:rPr>
+        <w:t xml:space="preserve">level by Table A2, which injects explicit temporal and spectral features into the window representation while</w:t>
+      </w:r>
+      <w:r>
+        <w:rPr>
+          <w:rFonts w:ascii="Times New Roman" w:hAnsi="Times New Roman"/>
+          <w:b w:val="0"/>
+          <w:i/>
+          <w:sz w:val="20"/>
+        </w:rPr>
+        <w:t xml:space="preserve"> </w:t>
+      </w:r>
+      <w:r>
+        <w:rPr>
+          <w:rFonts w:ascii="Times New Roman" w:hAnsi="Times New Roman"/>
+          <w:b w:val="0"/>
+          <w:i/>
+          <w:sz w:val="20"/>
+        </w:rPr>
+        <w:t xml:space="preserve">leaving the latent-density mechanism unchanged. The head-level decomposition (Table 6) and</w:t>
       </w:r>
       <w:r>
         <w:rPr>
@@ -2499,7 +2589,7 @@
           <w:i/>
           <w:sz w:val="20"/>
         </w:rPr>
-        <w:t xml:space="preserve">baseline in Table 3. The Conclusion (Section 8) was rewritten to match the scoped claims and the corrected</w:t>
+        <w:t xml:space="preserve">baseline in Tables 3 and 4 and in Figure 3. The Conclusion (Section 8) was rewritten to match the scoped claims and the corrected</w:t>
       </w:r>
       <w:r>
         <w:rPr>

--- a/review_round_1/letter_reviewer1.docx
+++ b/review_round_1/letter_reviewer1.docx
@@ -519,7 +519,7 @@
           <w:i/>
           <w:sz w:val="20"/>
         </w:rPr>
-        <w:t xml:space="preserve">cluster-responsibility screen that is blind by construction: on a synthetic 50 percent-overlap positive</w:t>
+        <w:t xml:space="preserve">cluster-responsibility screen that is blind by construction: on a synthetic overlap positive</w:t>
       </w:r>
       <w:r>
         <w:rPr>
@@ -537,7 +537,7 @@
           <w:i/>
           <w:sz w:val="20"/>
         </w:rPr>
-        <w:t xml:space="preserve">control it rated the regimes as maximally crisp, and on SKAB the signal proved to be a variance-floor</w:t>
+        <w:t xml:space="preserve">control (30 to 2 percent Bayes error) it rated the regimes as maximally crisp, and on SKAB the signal proved to be a variance-floor</w:t>
       </w:r>
       <w:r>
         <w:rPr>

--- a/review_round_1/letter_reviewer1.docx
+++ b/review_round_1/letter_reviewer1.docx
@@ -537,7 +537,7 @@
           <w:i/>
           <w:sz w:val="20"/>
         </w:rPr>
-        <w:t xml:space="preserve">control (30 to 2 percent Bayes error) it rated the regimes as maximally crisp, and on SKAB the signal proved to be a variance-floor</w:t>
+        <w:t xml:space="preserve">control (30 to 2 percent Bayes error) it rated the regimes as maximally crisp, and SKAB is the one screened dataset with no</w:t>
       </w:r>
       <w:r>
         <w:rPr>
@@ -555,7 +555,7 @@
           <w:i/>
           <w:sz w:val="20"/>
         </w:rPr>
-        <w:t xml:space="preserve">artifact of the estimator on a 400-window sample (Appendix C, Table C1). Under valid observation-space</w:t>
+        <w:t xml:space="preserve">close-distinct regime pair at all (a single-loop 400-window rig; Appendix C, Table C1). Under valid observation-space</w:t>
       </w:r>
       <w:r>
         <w:rPr>
@@ -2403,7 +2403,7 @@
           <w:i/>
           <w:sz w:val="20"/>
         </w:rPr>
-        <w:t xml:space="preserve">factorization. The gain is therefore cross-channel density modeling rather than the window representation.</w:t>
+        <w:t xml:space="preserve">factorization. The gain is therefore cross-channel density modeling rather than the window representation. The revised Section 7 makes this most directly: the single latent-density head, with no residual term and no factorization, beats the deep reconstruction detectors USAD and TranAD on the difficult subset of all three plants (Table 6), which isolates the density mechanism from both the representation and the factorization.</w:t>
       </w:r>
     </w:p>
     <w:bookmarkEnd w:id="13"/>
